--- a/docs/RMACD_Framework_v1.4.docx
+++ b/docs/RMACD_Framework_v1.4.docx
@@ -28159,7 +28159,7 @@
     </w:p>
     <w:p>
       <w:r>
-        <w:t>and how likelihood escalates the §3.1 matrix monotonically — saturating at</w:t>
+        <w:t>and how likelihood escalates the §3.1 matrix one way only — stopping at</w:t>
       </w:r>
     </w:p>
     <w:p>
@@ -28178,7 +28178,7 @@
         <w:t>`docs/intent-specification.md`</w:t>
       </w:r>
       <w:r>
-        <w:t xml:space="preserve"> (§12.4) — the normative companion to the</w:t>
+        <w:t xml:space="preserve"> (§12.4) — the binding companion to the</w:t>
       </w:r>
     </w:p>
     <w:p>
@@ -28198,7 +28198,7 @@
     </w:p>
     <w:p>
       <w:r>
-        <w:t>record, reconciliation with interception, and conformance requirements.</w:t>
+        <w:t>record, reconciliation with interception, and the implementation checklist.</w:t>
       </w:r>
     </w:p>
     <w:p>

--- a/docs/RMACD_Framework_v1.4.docx
+++ b/docs/RMACD_Framework_v1.4.docx
@@ -19015,7 +19015,7 @@
     </w:p>
     <w:p>
       <w:r>
-        <w:t>record shape, so the framework carries one request path rather than two. See</w:t>
+        <w:t>record format, so the framework carries one request path rather than two. See</w:t>
       </w:r>
     </w:p>
     <w:p>
@@ -19349,7 +19349,7 @@
     </w:p>
     <w:p>
       <w:r>
-        <w:t>Two points of shape are deliberate. The **approval fields are absent from the</w:t>
+        <w:t>Two points of form are deliberate. The **approval fields are absent from the</w:t>
       </w:r>
     </w:p>
     <w:p>
@@ -28188,17 +28188,22 @@
     </w:p>
     <w:p>
       <w:r>
-        <w:t>intent envelope, the actor model, the adjudication contract, the shape key</w:t>
-      </w:r>
-    </w:p>
-    <w:p>
-      <w:r>
-        <w:t>over which novelty is computed, grants and campaigns, budgets, the decision</w:t>
-      </w:r>
-    </w:p>
-    <w:p>
-      <w:r>
-        <w:t>record, reconciliation with interception, and the implementation checklist.</w:t>
+        <w:t>intent envelope, the actor model, the adjudication contract, the action</w:t>
+      </w:r>
+    </w:p>
+    <w:p>
+      <w:r>
+        <w:t>pattern key over which precedent is counted, grants and campaigns, budgets,</w:t>
+      </w:r>
+    </w:p>
+    <w:p>
+      <w:r>
+        <w:t>the decision record, reconciliation with interception, and the checklist</w:t>
+      </w:r>
+    </w:p>
+    <w:p>
+      <w:r>
+        <w:t>with its three implementation levels.</w:t>
       </w:r>
     </w:p>
     <w:p>

--- a/docs/RMACD_Framework_v1.4.docx
+++ b/docs/RMACD_Framework_v1.4.docx
@@ -14531,12 +14531,37 @@
     </w:p>
     <w:p>
       <w:r>
-        <w:t>and call identifiers, and the agent identity when the call originated in a</w:t>
-      </w:r>
-    </w:p>
-    <w:p>
-      <w:r>
-        <w:t>subagent. Consumers MUST tolerate its absence.</w:t>
+        <w:t>and call identifiers, the agent identity when the call originated in a</w:t>
+      </w:r>
+    </w:p>
+    <w:p>
+      <w:r>
+        <w:t xml:space="preserve">subagent, and the </w:t>
+      </w:r>
+      <w:r>
+        <w:rPr>
+          <w:rFonts w:ascii="Courier New" w:hAnsi="Courier New"/>
+          <w:sz w:val="19"/>
+        </w:rPr>
+        <w:t>intent_id</w:t>
+      </w:r>
+      <w:r>
+        <w:t xml:space="preserve"> of an adjudicated intent the call executes</w:t>
+      </w:r>
+    </w:p>
+    <w:p>
+      <w:r>
+        <w:t>(</w:t>
+      </w:r>
+      <w:r>
+        <w:rPr>
+          <w:rFonts w:ascii="Courier New" w:hAnsi="Courier New"/>
+          <w:sz w:val="19"/>
+        </w:rPr>
+        <w:t>docs/intent-specification.md</w:t>
+      </w:r>
+      <w:r>
+        <w:t xml:space="preserve"> N-46). Consumers MUST tolerate its absence.</w:t>
       </w:r>
     </w:p>
     <w:p>
